--- a/Assignment 1 Data Dictionary, Test Data, Algorithmn.docx
+++ b/Assignment 1 Data Dictionary, Test Data, Algorithmn.docx
@@ -37,7 +37,7 @@
           <w:lang w:eastAsia="en-GB"/>
           <w14:ligatures w14:val="none"/>
         </w:rPr>
-        <w:t>1</w:t>
+        <w:t>2</w:t>
       </w:r>
     </w:p>
     <w:p>
